--- a/Yarno_Ritzen_CoverLetter_NYT_OSINT.docx
+++ b/Yarno_Ritzen_CoverLetter_NYT_OSINT.docx
@@ -38,7 +38,7 @@
         <w:spacing w:after="80"/>
       </w:pPr>
       <w:r>
-        <w:t xml:space="preserve">19 May 2026</w:t>
+        <w:t xml:space="preserve">20 May 2026</w:t>
       </w:r>
     </w:p>
     <w:p>

--- a/Yarno_Ritzen_CoverLetter_NYT_OSINT.docx
+++ b/Yarno_Ritzen_CoverLetter_NYT_OSINT.docx
@@ -738,7 +738,7 @@
       <w:pBdr>
         <w:bottom w:val="single" w:color="888888" w:sz="6" w:space="2"/>
       </w:pBdr>
-      <w:spacing w:after="40" w:before="160"/>
+      <w:spacing w:after="80" w:before="220"/>
       <w:outlineLvl w:val="1"/>
     </w:pPr>
     <w:rPr>

--- a/Yarno_Ritzen_CoverLetter_NYT_OSINT.docx
+++ b/Yarno_Ritzen_CoverLetter_NYT_OSINT.docx
@@ -38,7 +38,7 @@
         <w:spacing w:after="80"/>
       </w:pPr>
       <w:r>
-        <w:t xml:space="preserve">20 May 2026</w:t>
+        <w:t xml:space="preserve">21 May 2026</w:t>
       </w:r>
     </w:p>
     <w:p>
